--- a/הַסֵּפֶר/הַתּוֹרָה/02 שמות/36 שמות לו.docx
+++ b/הַסֵּפֶר/הַתּוֹרָה/02 שמות/36 שמות לו.docx
@@ -41,7 +41,7 @@
           <w:pgNumType w:start="1"/>
         </w:sectPr>
       </w:pPr>
-      <w:bookmarkStart w:colFirst="0" w:colLast="0" w:name="_rnron6o416cz" w:id="0"/>
+      <w:bookmarkStart w:colFirst="0" w:colLast="0" w:name="_dndobqqxa9gm" w:id="0"/>
       <w:bookmarkEnd w:id="0"/>
       <w:r>
         <w:rPr>

--- a/הַסֵּפֶר/הַתּוֹרָה/02 שמות/36 שמות לו.docx
+++ b/הַסֵּפֶר/הַתּוֹרָה/02 שמות/36 שמות לו.docx
@@ -41,7 +41,7 @@
           <w:pgNumType w:start="1"/>
         </w:sectPr>
       </w:pPr>
-      <w:bookmarkStart w:colFirst="0" w:colLast="0" w:name="_dndobqqxa9gm" w:id="0"/>
+      <w:bookmarkStart w:colFirst="0" w:colLast="0" w:name="_vyzbzstozfp" w:id="0"/>
       <w:bookmarkEnd w:id="0"/>
       <w:r>
         <w:rPr>
